--- a/docs/haccp/formatos/en/HACCP-07_EN.docx
+++ b/docs/haccp/formatos/en/HACCP-07_EN.docx
@@ -25,7 +25,7 @@
           <w:sz w:val="24"/>
           <w:szCs w:val="24"/>
         </w:rPr>
-        <w:t xml:space="preserve">HACCP-07 — Incident &amp; Corrective Action Record</w:t>
+        <w:t xml:space="preserve">HACCP-07 — Incident and Corrective Action Log</w:t>
       </w:r>
     </w:p>
     <w:p>
@@ -39,7 +39,7 @@
           <w:sz w:val="20"/>
           <w:szCs w:val="20"/>
         </w:rPr>
-        <w:t xml:space="preserve">Version 1.3 · August 12, 2026</w:t>
+        <w:t xml:space="preserve">Version 1.4 · August 17, 2026</w:t>
       </w:r>
     </w:p>
     <w:p>
@@ -66,7 +66,7 @@
           <w:sz w:val="20"/>
           <w:szCs w:val="20"/>
         </w:rPr>
-        <w:t xml:space="preserve">Complete for any critical limit deviation, customer complaint or food safety incident.</w:t>
+        <w:t xml:space="preserve">Complete for any deviation from a critical limit or customer complaint.</w:t>
       </w:r>
     </w:p>
     <w:tbl>
@@ -162,7 +162,7 @@
                 <w:sz w:val="24"/>
                 <w:szCs w:val="24"/>
               </w:rPr>
-              <w:t xml:space="preserve">Incident description</w:t>
+              <w:t xml:space="preserve">Description</w:t>
             </w:r>
           </w:p>
         </w:tc>
@@ -197,7 +197,7 @@
                 <w:sz w:val="24"/>
                 <w:szCs w:val="24"/>
               </w:rPr>
-              <w:t xml:space="preserve">CCP / Stage</w:t>
+              <w:t xml:space="preserve">CCP/Stage</w:t>
             </w:r>
           </w:p>
         </w:tc>
@@ -232,7 +232,7 @@
                 <w:sz w:val="24"/>
                 <w:szCs w:val="24"/>
               </w:rPr>
-              <w:t xml:space="preserve">Product involved</w:t>
+              <w:t xml:space="preserve">Product</w:t>
             </w:r>
           </w:p>
         </w:tc>
@@ -267,7 +267,7 @@
                 <w:sz w:val="24"/>
                 <w:szCs w:val="24"/>
               </w:rPr>
-              <w:t xml:space="preserve">Corrective action taken</w:t>
+              <w:t xml:space="preserve">Corrective action</w:t>
             </w:r>
           </w:p>
         </w:tc>
@@ -337,7 +337,7 @@
                 <w:sz w:val="24"/>
                 <w:szCs w:val="24"/>
               </w:rPr>
-              <w:t xml:space="preserve">Director notified? Yes/No</w:t>
+              <w:t xml:space="preserve">Director notified Yes/No</w:t>
             </w:r>
           </w:p>
         </w:tc>
@@ -372,7 +372,7 @@
                 <w:sz w:val="24"/>
                 <w:szCs w:val="24"/>
               </w:rPr>
-              <w:t xml:space="preserve">HSE notified? Yes/No</w:t>
+              <w:t xml:space="preserve">HSE notified Yes/No</w:t>
             </w:r>
           </w:p>
         </w:tc>
@@ -407,7 +407,7 @@
                 <w:sz w:val="24"/>
                 <w:szCs w:val="24"/>
               </w:rPr>
-              <w:t xml:space="preserve">Responsible / Signature</w:t>
+              <w:t xml:space="preserve">Responsible/Signature</w:t>
             </w:r>
           </w:p>
         </w:tc>
@@ -3051,7 +3051,7 @@
         <w:sz w:val="16"/>
         <w:szCs w:val="16"/>
       </w:rPr>
-      <w:t xml:space="preserve">Órale – Authentic Mexican Flavor Limited · CRO 805512 · Format HACCP-07 v1.3</w:t>
+      <w:t xml:space="preserve">Órale – Authentic Mexican Flavor Limited · CRO 805512 · Format HACCP-07 v1.4</w:t>
     </w:r>
   </w:p>
 </w:ftr>
